--- a/Políticas/Politica_de_Privacidade_Campfire_Tradutor.docx
+++ b/Políticas/Politica_de_Privacidade_Campfire_Tradutor.docx
@@ -30,7 +30,7 @@
           <w:sz w:val="20"/>
           <w:szCs w:val="20"/>
         </w:rPr>
-        <w:t xml:space="preserve">Última atualização: [DATA]</w:t>
+        <w:t xml:space="preserve">Versão: v0.1 — Rascunho  ·  Data: [DATA]</w:t>
       </w:r>
     </w:p>
     <w:p>

--- a/Políticas/Politica_de_Privacidade_Campfire_Tradutor.docx
+++ b/Políticas/Politica_de_Privacidade_Campfire_Tradutor.docx
@@ -30,7 +30,7 @@
           <w:sz w:val="20"/>
           <w:szCs w:val="20"/>
         </w:rPr>
-        <w:t xml:space="preserve">Versão: v0.1 — Rascunho  ·  Data: [DATA]</w:t>
+        <w:t xml:space="preserve">Versão: v0.2 — Revisão Técnica  ·  Data: [DATA]</w:t>
       </w:r>
     </w:p>
     <w:p>
@@ -49,37 +49,33 @@
           <w:sz w:val="20"/>
           <w:szCs w:val="20"/>
         </w:rPr>
-        <w:t xml:space="preserve">RASCUNHO PARA REVISÃO JURÍDICA — campos entre colchetes [ ] ainda precisam ser confirmados antes da publicação oficial.</w:t>
-      </w:r>
-    </w:p>
-    <w:p>
-      <w:pPr>
-        <w:spacing w:after="200"/>
-      </w:pPr>
-      <w:r>
-        <w:rPr>
-          <w:rFonts w:ascii="Calibri" w:cs="Calibri" w:eastAsia="Calibri" w:hAnsi="Calibri"/>
-          <w:b w:val="false"/>
-          <w:bCs w:val="false"/>
-          <w:i w:val="false"/>
-          <w:iCs w:val="false"/>
-          <w:sz w:val="22"/>
-          <w:szCs w:val="22"/>
-        </w:rPr>
-        <w:t xml:space="preserve">Esta Política de Privacidade descreve como o Campfire Tradutor ("o Aplicativo"), desenvolvido por Caio [SOBRENOME — CONFIRMAR], pessoa física ("nós"), trata dados ao ser usado nas versões desktop (Windows) e mobile (Android).</w:t>
-      </w:r>
-    </w:p>
-    <w:p>
-      <w:pPr>
-        <w:spacing w:after="200"/>
-      </w:pPr>
-      <w:r>
-        <w:rPr>
-          <w:rFonts w:ascii="Calibri" w:cs="Calibri" w:eastAsia="Calibri" w:hAnsi="Calibri"/>
-          <w:b w:val="false"/>
-          <w:bCs w:val="false"/>
-          <w:i w:val="false"/>
-          <w:iCs w:val="false"/>
+        <w:t xml:space="preserve">REVISÃO TÉCNICA (Claude) — aguardando Revisão Jurídica (advogado) para virar v0.3. Campos entre colchetes [ ] ainda precisam ser confirmados.</w:t>
+      </w:r>
+    </w:p>
+    <w:p>
+      <w:pPr>
+        <w:spacing w:after="200"/>
+      </w:pPr>
+      <w:r>
+        <w:rPr>
+          <w:rFonts w:ascii="Calibri" w:cs="Calibri" w:eastAsia="Calibri" w:hAnsi="Calibri"/>
+          <w:b w:val="false"/>
+          <w:bCs w:val="false"/>
+          <w:sz w:val="22"/>
+          <w:szCs w:val="22"/>
+        </w:rPr>
+        <w:t xml:space="preserve">Esta Política de Privacidade descreve como o Campfire Tradutor ("o Aplicativo"), desenvolvido por Caio [SOBRENOME — CONFIRMAR], pessoa física ("nós"), trata dados ao ser usado nas versões desktop (Windows) e mobile (Android). Esta Política trata especificamente de dados; o uso do serviço em si é regido pelos Termos de Uso e a licença do software pelo EULA.</w:t>
+      </w:r>
+    </w:p>
+    <w:p>
+      <w:pPr>
+        <w:spacing w:after="200"/>
+      </w:pPr>
+      <w:r>
+        <w:rPr>
+          <w:rFonts w:ascii="Calibri" w:cs="Calibri" w:eastAsia="Calibri" w:hAnsi="Calibri"/>
+          <w:b w:val="false"/>
+          <w:bCs w:val="false"/>
           <w:sz w:val="22"/>
           <w:szCs w:val="22"/>
         </w:rPr>
@@ -90,8 +86,6 @@
           <w:rFonts w:ascii="Calibri" w:cs="Calibri" w:eastAsia="Calibri" w:hAnsi="Calibri"/>
           <w:b/>
           <w:bCs/>
-          <w:i w:val="false"/>
-          <w:iCs w:val="false"/>
           <w:sz w:val="22"/>
           <w:szCs w:val="22"/>
         </w:rPr>
@@ -102,8 +96,6 @@
           <w:rFonts w:ascii="Calibri" w:cs="Calibri" w:eastAsia="Calibri" w:hAnsi="Calibri"/>
           <w:b w:val="false"/>
           <w:bCs w:val="false"/>
-          <w:i w:val="false"/>
-          <w:iCs w:val="false"/>
           <w:sz w:val="22"/>
           <w:szCs w:val="22"/>
         </w:rPr>
@@ -114,8 +106,6 @@
           <w:rFonts w:ascii="Calibri" w:cs="Calibri" w:eastAsia="Calibri" w:hAnsi="Calibri"/>
           <w:b/>
           <w:bCs/>
-          <w:i w:val="false"/>
-          <w:iCs w:val="false"/>
           <w:sz w:val="22"/>
           <w:szCs w:val="22"/>
         </w:rPr>
@@ -126,8 +116,6 @@
           <w:rFonts w:ascii="Calibri" w:cs="Calibri" w:eastAsia="Calibri" w:hAnsi="Calibri"/>
           <w:b w:val="false"/>
           <w:bCs w:val="false"/>
-          <w:i w:val="false"/>
-          <w:iCs w:val="false"/>
           <w:sz w:val="22"/>
           <w:szCs w:val="22"/>
         </w:rPr>
@@ -138,8 +126,6 @@
           <w:rFonts w:ascii="Calibri" w:cs="Calibri" w:eastAsia="Calibri" w:hAnsi="Calibri"/>
           <w:b/>
           <w:bCs/>
-          <w:i w:val="false"/>
-          <w:iCs w:val="false"/>
           <w:sz w:val="22"/>
           <w:szCs w:val="22"/>
         </w:rPr>
@@ -150,8 +136,6 @@
           <w:rFonts w:ascii="Calibri" w:cs="Calibri" w:eastAsia="Calibri" w:hAnsi="Calibri"/>
           <w:b w:val="false"/>
           <w:bCs w:val="false"/>
-          <w:i w:val="false"/>
-          <w:iCs w:val="false"/>
           <w:sz w:val="22"/>
           <w:szCs w:val="22"/>
         </w:rPr>
@@ -199,8 +183,6 @@
           <w:rFonts w:ascii="Calibri" w:cs="Calibri" w:eastAsia="Calibri" w:hAnsi="Calibri"/>
           <w:b w:val="false"/>
           <w:bCs w:val="false"/>
-          <w:i w:val="false"/>
-          <w:iCs w:val="false"/>
           <w:sz w:val="22"/>
           <w:szCs w:val="22"/>
         </w:rPr>
@@ -221,8 +203,6 @@
           <w:rFonts w:ascii="Calibri" w:cs="Calibri" w:eastAsia="Calibri" w:hAnsi="Calibri"/>
           <w:b w:val="false"/>
           <w:bCs w:val="false"/>
-          <w:i w:val="false"/>
-          <w:iCs w:val="false"/>
           <w:sz w:val="22"/>
           <w:szCs w:val="22"/>
         </w:rPr>
@@ -243,8 +223,6 @@
           <w:rFonts w:ascii="Calibri" w:cs="Calibri" w:eastAsia="Calibri" w:hAnsi="Calibri"/>
           <w:b w:val="false"/>
           <w:bCs w:val="false"/>
-          <w:i w:val="false"/>
-          <w:iCs w:val="false"/>
           <w:sz w:val="22"/>
           <w:szCs w:val="22"/>
         </w:rPr>
@@ -265,8 +243,6 @@
           <w:rFonts w:ascii="Calibri" w:cs="Calibri" w:eastAsia="Calibri" w:hAnsi="Calibri"/>
           <w:b w:val="false"/>
           <w:bCs w:val="false"/>
-          <w:i w:val="false"/>
-          <w:iCs w:val="false"/>
           <w:sz w:val="22"/>
           <w:szCs w:val="22"/>
         </w:rPr>
@@ -287,8 +263,6 @@
           <w:rFonts w:ascii="Calibri" w:cs="Calibri" w:eastAsia="Calibri" w:hAnsi="Calibri"/>
           <w:b w:val="false"/>
           <w:bCs w:val="false"/>
-          <w:i w:val="false"/>
-          <w:iCs w:val="false"/>
           <w:sz w:val="22"/>
           <w:szCs w:val="22"/>
         </w:rPr>
@@ -304,8 +278,6 @@
           <w:rFonts w:ascii="Calibri" w:cs="Calibri" w:eastAsia="Calibri" w:hAnsi="Calibri"/>
           <w:b w:val="false"/>
           <w:bCs w:val="false"/>
-          <w:i w:val="false"/>
-          <w:iCs w:val="false"/>
           <w:sz w:val="22"/>
           <w:szCs w:val="22"/>
         </w:rPr>
@@ -326,8 +298,6 @@
           <w:rFonts w:ascii="Calibri" w:cs="Calibri" w:eastAsia="Calibri" w:hAnsi="Calibri"/>
           <w:b w:val="false"/>
           <w:bCs w:val="false"/>
-          <w:i w:val="false"/>
-          <w:iCs w:val="false"/>
           <w:sz w:val="22"/>
           <w:szCs w:val="22"/>
         </w:rPr>
@@ -348,8 +318,6 @@
           <w:rFonts w:ascii="Calibri" w:cs="Calibri" w:eastAsia="Calibri" w:hAnsi="Calibri"/>
           <w:b w:val="false"/>
           <w:bCs w:val="false"/>
-          <w:i w:val="false"/>
-          <w:iCs w:val="false"/>
           <w:sz w:val="22"/>
           <w:szCs w:val="22"/>
         </w:rPr>
@@ -370,8 +338,6 @@
           <w:rFonts w:ascii="Calibri" w:cs="Calibri" w:eastAsia="Calibri" w:hAnsi="Calibri"/>
           <w:b w:val="false"/>
           <w:bCs w:val="false"/>
-          <w:i w:val="false"/>
-          <w:iCs w:val="false"/>
           <w:sz w:val="22"/>
           <w:szCs w:val="22"/>
         </w:rPr>
@@ -392,8 +358,6 @@
           <w:rFonts w:ascii="Calibri" w:cs="Calibri" w:eastAsia="Calibri" w:hAnsi="Calibri"/>
           <w:b w:val="false"/>
           <w:bCs w:val="false"/>
-          <w:i w:val="false"/>
-          <w:iCs w:val="false"/>
           <w:sz w:val="22"/>
           <w:szCs w:val="22"/>
         </w:rPr>
@@ -425,8 +389,6 @@
           <w:rFonts w:ascii="Calibri" w:cs="Calibri" w:eastAsia="Calibri" w:hAnsi="Calibri"/>
           <w:b w:val="false"/>
           <w:bCs w:val="false"/>
-          <w:i w:val="false"/>
-          <w:iCs w:val="false"/>
           <w:sz w:val="22"/>
           <w:szCs w:val="22"/>
         </w:rPr>
@@ -437,8 +399,6 @@
           <w:rFonts w:ascii="Calibri" w:cs="Calibri" w:eastAsia="Calibri" w:hAnsi="Calibri"/>
           <w:b/>
           <w:bCs/>
-          <w:i w:val="false"/>
-          <w:iCs w:val="false"/>
           <w:sz w:val="22"/>
           <w:szCs w:val="22"/>
         </w:rPr>
@@ -449,8 +409,6 @@
           <w:rFonts w:ascii="Calibri" w:cs="Calibri" w:eastAsia="Calibri" w:hAnsi="Calibri"/>
           <w:b w:val="false"/>
           <w:bCs w:val="false"/>
-          <w:i w:val="false"/>
-          <w:iCs w:val="false"/>
           <w:sz w:val="22"/>
           <w:szCs w:val="22"/>
         </w:rPr>
@@ -461,8 +419,6 @@
           <w:rFonts w:ascii="Calibri" w:cs="Calibri" w:eastAsia="Calibri" w:hAnsi="Calibri"/>
           <w:b/>
           <w:bCs/>
-          <w:i w:val="false"/>
-          <w:iCs w:val="false"/>
           <w:sz w:val="22"/>
           <w:szCs w:val="22"/>
         </w:rPr>
@@ -473,8 +429,6 @@
           <w:rFonts w:ascii="Calibri" w:cs="Calibri" w:eastAsia="Calibri" w:hAnsi="Calibri"/>
           <w:b w:val="false"/>
           <w:bCs w:val="false"/>
-          <w:i w:val="false"/>
-          <w:iCs w:val="false"/>
           <w:sz w:val="22"/>
           <w:szCs w:val="22"/>
         </w:rPr>
@@ -485,8 +439,6 @@
           <w:rFonts w:ascii="Calibri" w:cs="Calibri" w:eastAsia="Calibri" w:hAnsi="Calibri"/>
           <w:b/>
           <w:bCs/>
-          <w:i w:val="false"/>
-          <w:iCs w:val="false"/>
           <w:sz w:val="22"/>
           <w:szCs w:val="22"/>
         </w:rPr>
@@ -497,8 +449,6 @@
           <w:rFonts w:ascii="Calibri" w:cs="Calibri" w:eastAsia="Calibri" w:hAnsi="Calibri"/>
           <w:b w:val="false"/>
           <w:bCs w:val="false"/>
-          <w:i w:val="false"/>
-          <w:iCs w:val="false"/>
           <w:sz w:val="22"/>
           <w:szCs w:val="22"/>
         </w:rPr>
@@ -530,25 +480,21 @@
           <w:rFonts w:ascii="Calibri" w:cs="Calibri" w:eastAsia="Calibri" w:hAnsi="Calibri"/>
           <w:b w:val="false"/>
           <w:bCs w:val="false"/>
-          <w:i w:val="false"/>
-          <w:iCs w:val="false"/>
-          <w:sz w:val="22"/>
-          <w:szCs w:val="22"/>
-        </w:rPr>
-        <w:t xml:space="preserve">Pares de texto original → tradução, gerados durante o uso do Aplicativo, podem ser enviados de forma assíncrona (em segundo plano) para um repositório público no GitHub (github.com/Shirogoldboy/campfire-dictionary), de forma a beneficiar outros usuários.</w:t>
-      </w:r>
-    </w:p>
-    <w:p>
-      <w:pPr>
-        <w:spacing w:after="200"/>
-      </w:pPr>
-      <w:r>
-        <w:rPr>
-          <w:rFonts w:ascii="Calibri" w:cs="Calibri" w:eastAsia="Calibri" w:hAnsi="Calibri"/>
-          <w:b w:val="false"/>
-          <w:bCs w:val="false"/>
-          <w:i w:val="false"/>
-          <w:iCs w:val="false"/>
+          <w:sz w:val="22"/>
+          <w:szCs w:val="22"/>
+        </w:rPr>
+        <w:t xml:space="preserve">Pares de texto original → tradução, gerados durante o uso do Aplicativo, podem ser enviados de forma assíncrona (em segundo plano) para um repositório público no GitHub (github.com/Shirogoldboy/campfire-dictionary), de forma a beneficiar outros usuários — ver também a Política do Dicionário.</w:t>
+      </w:r>
+    </w:p>
+    <w:p>
+      <w:pPr>
+        <w:spacing w:after="200"/>
+      </w:pPr>
+      <w:r>
+        <w:rPr>
+          <w:rFonts w:ascii="Calibri" w:cs="Calibri" w:eastAsia="Calibri" w:hAnsi="Calibri"/>
+          <w:b w:val="false"/>
+          <w:bCs w:val="false"/>
           <w:sz w:val="22"/>
           <w:szCs w:val="22"/>
         </w:rPr>
@@ -564,8 +510,6 @@
           <w:rFonts w:ascii="Calibri" w:cs="Calibri" w:eastAsia="Calibri" w:hAnsi="Calibri"/>
           <w:b w:val="false"/>
           <w:bCs w:val="false"/>
-          <w:i w:val="false"/>
-          <w:iCs w:val="false"/>
           <w:sz w:val="22"/>
           <w:szCs w:val="22"/>
         </w:rPr>
@@ -576,8 +520,6 @@
           <w:rFonts w:ascii="Calibri" w:cs="Calibri" w:eastAsia="Calibri" w:hAnsi="Calibri"/>
           <w:b/>
           <w:bCs/>
-          <w:i w:val="false"/>
-          <w:iCs w:val="false"/>
           <w:sz w:val="22"/>
           <w:szCs w:val="22"/>
         </w:rPr>
@@ -588,12 +530,10 @@
           <w:rFonts w:ascii="Calibri" w:cs="Calibri" w:eastAsia="Calibri" w:hAnsi="Calibri"/>
           <w:b w:val="false"/>
           <w:bCs w:val="false"/>
-          <w:i w:val="false"/>
-          <w:iCs w:val="false"/>
-          <w:sz w:val="22"/>
-          <w:szCs w:val="22"/>
-        </w:rPr>
-        <w:t xml:space="preserve"> no dicionário público, em respeito aos termos de uso desses serviços.</w:t>
+          <w:sz w:val="22"/>
+          <w:szCs w:val="22"/>
+        </w:rPr>
+        <w:t xml:space="preserve"> no dicionário público, em respeito aos termos de uso desses serviços. Segmentos contribuídos são publicados sob licença CC0 (domínio público) — ver os Termos de Uso, Seção 7.</w:t>
       </w:r>
     </w:p>
     <w:p>
@@ -626,8 +566,6 @@
           <w:rFonts w:ascii="Calibri" w:cs="Calibri" w:eastAsia="Calibri" w:hAnsi="Calibri"/>
           <w:b w:val="false"/>
           <w:bCs w:val="false"/>
-          <w:i w:val="false"/>
-          <w:iCs w:val="false"/>
           <w:sz w:val="22"/>
           <w:szCs w:val="22"/>
         </w:rPr>
@@ -648,8 +586,6 @@
           <w:rFonts w:ascii="Calibri" w:cs="Calibri" w:eastAsia="Calibri" w:hAnsi="Calibri"/>
           <w:b w:val="false"/>
           <w:bCs w:val="false"/>
-          <w:i w:val="false"/>
-          <w:iCs w:val="false"/>
           <w:sz w:val="22"/>
           <w:szCs w:val="22"/>
         </w:rPr>
@@ -670,8 +606,6 @@
           <w:rFonts w:ascii="Calibri" w:cs="Calibri" w:eastAsia="Calibri" w:hAnsi="Calibri"/>
           <w:b w:val="false"/>
           <w:bCs w:val="false"/>
-          <w:i w:val="false"/>
-          <w:iCs w:val="false"/>
           <w:sz w:val="22"/>
           <w:szCs w:val="22"/>
         </w:rPr>
@@ -703,8 +637,6 @@
           <w:rFonts w:ascii="Calibri" w:cs="Calibri" w:eastAsia="Calibri" w:hAnsi="Calibri"/>
           <w:b w:val="false"/>
           <w:bCs w:val="false"/>
-          <w:i w:val="false"/>
-          <w:iCs w:val="false"/>
           <w:sz w:val="22"/>
           <w:szCs w:val="22"/>
         </w:rPr>
@@ -725,8 +657,6 @@
           <w:rFonts w:ascii="Calibri" w:cs="Calibri" w:eastAsia="Calibri" w:hAnsi="Calibri"/>
           <w:b w:val="false"/>
           <w:bCs w:val="false"/>
-          <w:i w:val="false"/>
-          <w:iCs w:val="false"/>
           <w:sz w:val="22"/>
           <w:szCs w:val="22"/>
         </w:rPr>
@@ -747,8 +677,6 @@
           <w:rFonts w:ascii="Calibri" w:cs="Calibri" w:eastAsia="Calibri" w:hAnsi="Calibri"/>
           <w:b w:val="false"/>
           <w:bCs w:val="false"/>
-          <w:i w:val="false"/>
-          <w:iCs w:val="false"/>
           <w:sz w:val="22"/>
           <w:szCs w:val="22"/>
         </w:rPr>
@@ -769,8 +697,6 @@
           <w:rFonts w:ascii="Calibri" w:cs="Calibri" w:eastAsia="Calibri" w:hAnsi="Calibri"/>
           <w:b w:val="false"/>
           <w:bCs w:val="false"/>
-          <w:i w:val="false"/>
-          <w:iCs w:val="false"/>
           <w:sz w:val="22"/>
           <w:szCs w:val="22"/>
         </w:rPr>
@@ -781,8 +707,6 @@
           <w:rFonts w:ascii="Calibri" w:cs="Calibri" w:eastAsia="Calibri" w:hAnsi="Calibri"/>
           <w:b/>
           <w:bCs/>
-          <w:i w:val="false"/>
-          <w:iCs w:val="false"/>
           <w:sz w:val="22"/>
           <w:szCs w:val="22"/>
         </w:rPr>
@@ -793,8 +717,6 @@
           <w:rFonts w:ascii="Calibri" w:cs="Calibri" w:eastAsia="Calibri" w:hAnsi="Calibri"/>
           <w:b w:val="false"/>
           <w:bCs w:val="false"/>
-          <w:i w:val="false"/>
-          <w:iCs w:val="false"/>
           <w:sz w:val="22"/>
           <w:szCs w:val="22"/>
         </w:rPr>
@@ -831,8 +753,6 @@
           <w:rFonts w:ascii="Calibri" w:cs="Calibri" w:eastAsia="Calibri" w:hAnsi="Calibri"/>
           <w:b w:val="false"/>
           <w:bCs w:val="false"/>
-          <w:i w:val="false"/>
-          <w:iCs w:val="false"/>
           <w:sz w:val="22"/>
           <w:szCs w:val="22"/>
         </w:rPr>
@@ -853,8 +773,6 @@
           <w:rFonts w:ascii="Calibri" w:cs="Calibri" w:eastAsia="Calibri" w:hAnsi="Calibri"/>
           <w:b w:val="false"/>
           <w:bCs w:val="false"/>
-          <w:i w:val="false"/>
-          <w:iCs w:val="false"/>
           <w:sz w:val="22"/>
           <w:szCs w:val="22"/>
         </w:rPr>
@@ -875,8 +793,6 @@
           <w:rFonts w:ascii="Calibri" w:cs="Calibri" w:eastAsia="Calibri" w:hAnsi="Calibri"/>
           <w:b w:val="false"/>
           <w:bCs w:val="false"/>
-          <w:i w:val="false"/>
-          <w:iCs w:val="false"/>
           <w:sz w:val="22"/>
           <w:szCs w:val="22"/>
         </w:rPr>
@@ -897,8 +813,6 @@
           <w:rFonts w:ascii="Calibri" w:cs="Calibri" w:eastAsia="Calibri" w:hAnsi="Calibri"/>
           <w:b w:val="false"/>
           <w:bCs w:val="false"/>
-          <w:i w:val="false"/>
-          <w:iCs w:val="false"/>
           <w:sz w:val="22"/>
           <w:szCs w:val="22"/>
         </w:rPr>
@@ -918,129 +832,22 @@
           <w:sz w:val="24"/>
           <w:szCs w:val="24"/>
         </w:rPr>
-        <w:t xml:space="preserve">3. Base legal e seus direitos (LGPD)</w:t>
-      </w:r>
-    </w:p>
-    <w:p>
-      <w:pPr>
-        <w:spacing w:after="200"/>
-      </w:pPr>
-      <w:r>
-        <w:rPr>
-          <w:rFonts w:ascii="Calibri" w:cs="Calibri" w:eastAsia="Calibri" w:hAnsi="Calibri"/>
-          <w:b w:val="false"/>
-          <w:bCs w:val="false"/>
-          <w:i w:val="false"/>
-          <w:iCs w:val="false"/>
-          <w:sz w:val="22"/>
-          <w:szCs w:val="22"/>
-        </w:rPr>
-        <w:t xml:space="preserve">Como o Aplicativo não coleta dados pessoais identificáveis em servidores próprios, o tratamento de dados pessoais por nossa parte é mínimo. Ainda assim, conforme a Lei Geral de Proteção de Dados (Lei nº 13.709/2018), você tem direito a solicitar, em relação a qualquer dado pessoal eventualmente tratado:</w:t>
-      </w:r>
-    </w:p>
-    <w:p>
-      <w:pPr>
-        <w:pStyle w:val="ListParagraph"/>
-        <w:numPr>
-          <w:ilvl w:val="0"/>
-          <w:numId w:val="3"/>
-        </w:numPr>
-        <w:spacing w:after="120"/>
-      </w:pPr>
-      <w:r>
-        <w:rPr>
-          <w:rFonts w:ascii="Calibri" w:cs="Calibri" w:eastAsia="Calibri" w:hAnsi="Calibri"/>
-          <w:b w:val="false"/>
-          <w:bCs w:val="false"/>
-          <w:i w:val="false"/>
-          <w:iCs w:val="false"/>
-          <w:sz w:val="22"/>
-          <w:szCs w:val="22"/>
-        </w:rPr>
-        <w:t xml:space="preserve">Confirmação da existência de tratamento;</w:t>
-      </w:r>
-    </w:p>
-    <w:p>
-      <w:pPr>
-        <w:pStyle w:val="ListParagraph"/>
-        <w:numPr>
-          <w:ilvl w:val="0"/>
-          <w:numId w:val="3"/>
-        </w:numPr>
-        <w:spacing w:after="120"/>
-      </w:pPr>
-      <w:r>
-        <w:rPr>
-          <w:rFonts w:ascii="Calibri" w:cs="Calibri" w:eastAsia="Calibri" w:hAnsi="Calibri"/>
-          <w:b w:val="false"/>
-          <w:bCs w:val="false"/>
-          <w:i w:val="false"/>
-          <w:iCs w:val="false"/>
-          <w:sz w:val="22"/>
-          <w:szCs w:val="22"/>
-        </w:rPr>
-        <w:t xml:space="preserve">Acesso, correção ou exclusão dos dados;</w:t>
-      </w:r>
-    </w:p>
-    <w:p>
-      <w:pPr>
-        <w:pStyle w:val="ListParagraph"/>
-        <w:numPr>
-          <w:ilvl w:val="0"/>
-          <w:numId w:val="3"/>
-        </w:numPr>
-        <w:spacing w:after="120"/>
-      </w:pPr>
-      <w:r>
-        <w:rPr>
-          <w:rFonts w:ascii="Calibri" w:cs="Calibri" w:eastAsia="Calibri" w:hAnsi="Calibri"/>
-          <w:b w:val="false"/>
-          <w:bCs w:val="false"/>
-          <w:i w:val="false"/>
-          <w:iCs w:val="false"/>
-          <w:sz w:val="22"/>
-          <w:szCs w:val="22"/>
-        </w:rPr>
-        <w:t xml:space="preserve">Portabilidade, quando aplicável;</w:t>
-      </w:r>
-    </w:p>
-    <w:p>
-      <w:pPr>
-        <w:pStyle w:val="ListParagraph"/>
-        <w:numPr>
-          <w:ilvl w:val="0"/>
-          <w:numId w:val="3"/>
-        </w:numPr>
-        <w:spacing w:after="120"/>
-      </w:pPr>
-      <w:r>
-        <w:rPr>
-          <w:rFonts w:ascii="Calibri" w:cs="Calibri" w:eastAsia="Calibri" w:hAnsi="Calibri"/>
-          <w:b w:val="false"/>
-          <w:bCs w:val="false"/>
-          <w:i w:val="false"/>
-          <w:iCs w:val="false"/>
-          <w:sz w:val="22"/>
-          <w:szCs w:val="22"/>
-        </w:rPr>
-        <w:t xml:space="preserve">Informações sobre com quem os dados são compartilhados.</w:t>
-      </w:r>
-    </w:p>
-    <w:p>
-      <w:pPr>
-        <w:spacing w:after="200"/>
-      </w:pPr>
-      <w:r>
-        <w:rPr>
-          <w:rFonts w:ascii="Calibri" w:cs="Calibri" w:eastAsia="Calibri" w:hAnsi="Calibri"/>
-          <w:b w:val="false"/>
-          <w:bCs w:val="false"/>
-          <w:i w:val="false"/>
-          <w:iCs w:val="false"/>
-          <w:sz w:val="22"/>
-          <w:szCs w:val="22"/>
-        </w:rPr>
-        <w:t xml:space="preserve">Para exercer esses direitos, entre em contato pelo e-mail caiofabianodbz2@gmail.com.</w:t>
+        <w:t xml:space="preserve">3. Transferência Internacional de Dados</w:t>
+      </w:r>
+    </w:p>
+    <w:p>
+      <w:pPr>
+        <w:spacing w:after="200"/>
+      </w:pPr>
+      <w:r>
+        <w:rPr>
+          <w:rFonts w:ascii="Calibri" w:cs="Calibri" w:eastAsia="Calibri" w:hAnsi="Calibri"/>
+          <w:b w:val="false"/>
+          <w:bCs w:val="false"/>
+          <w:sz w:val="22"/>
+          <w:szCs w:val="22"/>
+        </w:rPr>
+        <w:t xml:space="preserve">Os serviços de tradução de terceiros integrados ao Aplicativo (Anthropic, MyMemory, LibreTranslate, Hugging Face) podem processar os dados enviados em servidores localizados fora do Brasil. Essa transferência internacional ocorre porque é necessária para o funcionamento das funcionalidades de tradução que você mesmo aciona ao usar o Aplicativo, nos termos do art. 33 da Lei Geral de Proteção de Dados (Lei nº 13.709/2018). Consulte a Seção 1.1 para as políticas de privacidade de cada provedor quanto à localização e ao tratamento de dados em seus servidores.</w:t>
       </w:r>
     </w:p>
     <w:p>
@@ -1056,24 +863,117 @@
           <w:sz w:val="24"/>
           <w:szCs w:val="24"/>
         </w:rPr>
-        <w:t xml:space="preserve">4. Menores de idade</w:t>
-      </w:r>
-    </w:p>
-    <w:p>
-      <w:pPr>
-        <w:spacing w:after="200"/>
-      </w:pPr>
-      <w:r>
-        <w:rPr>
-          <w:rFonts w:ascii="Calibri" w:cs="Calibri" w:eastAsia="Calibri" w:hAnsi="Calibri"/>
-          <w:b w:val="false"/>
-          <w:bCs w:val="false"/>
-          <w:i w:val="false"/>
-          <w:iCs w:val="false"/>
-          <w:sz w:val="22"/>
-          <w:szCs w:val="22"/>
-        </w:rPr>
-        <w:t xml:space="preserve">O Aplicativo não é direcionado a menores de 13 anos e não coleta intencionalmente dados pessoais de crianças.</w:t>
+        <w:t xml:space="preserve">4. Base legal e seus direitos (LGPD)</w:t>
+      </w:r>
+    </w:p>
+    <w:p>
+      <w:pPr>
+        <w:spacing w:after="200"/>
+      </w:pPr>
+      <w:r>
+        <w:rPr>
+          <w:rFonts w:ascii="Calibri" w:cs="Calibri" w:eastAsia="Calibri" w:hAnsi="Calibri"/>
+          <w:b w:val="false"/>
+          <w:bCs w:val="false"/>
+          <w:sz w:val="22"/>
+          <w:szCs w:val="22"/>
+        </w:rPr>
+        <w:t xml:space="preserve">Como o Aplicativo não coleta dados pessoais identificáveis em servidores próprios, o tratamento de dados pessoais por nossa parte é mínimo. Ainda assim, conforme a Lei Geral de Proteção de Dados (Lei nº 13.709/2018), você tem direito a solicitar, em relação a qualquer dado pessoal eventualmente tratado:</w:t>
+      </w:r>
+    </w:p>
+    <w:p>
+      <w:pPr>
+        <w:pStyle w:val="ListParagraph"/>
+        <w:numPr>
+          <w:ilvl w:val="0"/>
+          <w:numId w:val="3"/>
+        </w:numPr>
+        <w:spacing w:after="120"/>
+      </w:pPr>
+      <w:r>
+        <w:rPr>
+          <w:rFonts w:ascii="Calibri" w:cs="Calibri" w:eastAsia="Calibri" w:hAnsi="Calibri"/>
+          <w:b w:val="false"/>
+          <w:bCs w:val="false"/>
+          <w:sz w:val="22"/>
+          <w:szCs w:val="22"/>
+        </w:rPr>
+        <w:t xml:space="preserve">Confirmação da existência de tratamento;</w:t>
+      </w:r>
+    </w:p>
+    <w:p>
+      <w:pPr>
+        <w:pStyle w:val="ListParagraph"/>
+        <w:numPr>
+          <w:ilvl w:val="0"/>
+          <w:numId w:val="3"/>
+        </w:numPr>
+        <w:spacing w:after="120"/>
+      </w:pPr>
+      <w:r>
+        <w:rPr>
+          <w:rFonts w:ascii="Calibri" w:cs="Calibri" w:eastAsia="Calibri" w:hAnsi="Calibri"/>
+          <w:b w:val="false"/>
+          <w:bCs w:val="false"/>
+          <w:sz w:val="22"/>
+          <w:szCs w:val="22"/>
+        </w:rPr>
+        <w:t xml:space="preserve">Acesso, correção ou exclusão dos dados;</w:t>
+      </w:r>
+    </w:p>
+    <w:p>
+      <w:pPr>
+        <w:pStyle w:val="ListParagraph"/>
+        <w:numPr>
+          <w:ilvl w:val="0"/>
+          <w:numId w:val="3"/>
+        </w:numPr>
+        <w:spacing w:after="120"/>
+      </w:pPr>
+      <w:r>
+        <w:rPr>
+          <w:rFonts w:ascii="Calibri" w:cs="Calibri" w:eastAsia="Calibri" w:hAnsi="Calibri"/>
+          <w:b w:val="false"/>
+          <w:bCs w:val="false"/>
+          <w:sz w:val="22"/>
+          <w:szCs w:val="22"/>
+        </w:rPr>
+        <w:t xml:space="preserve">Portabilidade, quando aplicável;</w:t>
+      </w:r>
+    </w:p>
+    <w:p>
+      <w:pPr>
+        <w:pStyle w:val="ListParagraph"/>
+        <w:numPr>
+          <w:ilvl w:val="0"/>
+          <w:numId w:val="3"/>
+        </w:numPr>
+        <w:spacing w:after="120"/>
+      </w:pPr>
+      <w:r>
+        <w:rPr>
+          <w:rFonts w:ascii="Calibri" w:cs="Calibri" w:eastAsia="Calibri" w:hAnsi="Calibri"/>
+          <w:b w:val="false"/>
+          <w:bCs w:val="false"/>
+          <w:sz w:val="22"/>
+          <w:szCs w:val="22"/>
+        </w:rPr>
+        <w:t xml:space="preserve">Informações sobre com quem os dados são compartilhados.</w:t>
+      </w:r>
+    </w:p>
+    <w:p>
+      <w:pPr>
+        <w:spacing w:after="200"/>
+      </w:pPr>
+      <w:r>
+        <w:rPr>
+          <w:rFonts w:ascii="Calibri" w:cs="Calibri" w:eastAsia="Calibri" w:hAnsi="Calibri"/>
+          <w:b w:val="false"/>
+          <w:bCs w:val="false"/>
+          <w:sz w:val="22"/>
+          <w:szCs w:val="22"/>
+        </w:rPr>
+        <w:t xml:space="preserve">Para exercer esses direitos, entre em contato pelo e-mail caiofabianodbz2@gmail.com, que também serve, por ora, como canal para questões de proteção de dados.</w:t>
       </w:r>
     </w:p>
     <w:p>
@@ -1089,24 +989,22 @@
           <w:sz w:val="24"/>
           <w:szCs w:val="24"/>
         </w:rPr>
-        <w:t xml:space="preserve">5. Retenção de dados</w:t>
-      </w:r>
-    </w:p>
-    <w:p>
-      <w:pPr>
-        <w:spacing w:after="200"/>
-      </w:pPr>
-      <w:r>
-        <w:rPr>
-          <w:rFonts w:ascii="Calibri" w:cs="Calibri" w:eastAsia="Calibri" w:hAnsi="Calibri"/>
-          <w:b w:val="false"/>
-          <w:bCs w:val="false"/>
-          <w:i w:val="false"/>
-          <w:iCs w:val="false"/>
-          <w:sz w:val="22"/>
-          <w:szCs w:val="22"/>
-        </w:rPr>
-        <w:t xml:space="preserve">Dados armazenados localmente (cache, progresso, configurações) permanecem no seu dispositivo até que você os apague manualmente ou desinstale o Aplicativo. Contribuições já publicadas no dicionário colaborativo público permanecem lá, por serem de natureza pública e sem vínculo identificável a você.</w:t>
+        <w:t xml:space="preserve">5. Menores de idade</w:t>
+      </w:r>
+    </w:p>
+    <w:p>
+      <w:pPr>
+        <w:spacing w:after="200"/>
+      </w:pPr>
+      <w:r>
+        <w:rPr>
+          <w:rFonts w:ascii="Calibri" w:cs="Calibri" w:eastAsia="Calibri" w:hAnsi="Calibri"/>
+          <w:b w:val="false"/>
+          <w:bCs w:val="false"/>
+          <w:sz w:val="22"/>
+          <w:szCs w:val="22"/>
+        </w:rPr>
+        <w:t xml:space="preserve">O Aplicativo não é direcionado a menores de 13 anos e não coleta intencionalmente dados pessoais de crianças.</w:t>
       </w:r>
     </w:p>
     <w:p>
@@ -1122,24 +1020,22 @@
           <w:sz w:val="24"/>
           <w:szCs w:val="24"/>
         </w:rPr>
-        <w:t xml:space="preserve">6. Alterações nesta Política</w:t>
-      </w:r>
-    </w:p>
-    <w:p>
-      <w:pPr>
-        <w:spacing w:after="200"/>
-      </w:pPr>
-      <w:r>
-        <w:rPr>
-          <w:rFonts w:ascii="Calibri" w:cs="Calibri" w:eastAsia="Calibri" w:hAnsi="Calibri"/>
-          <w:b w:val="false"/>
-          <w:bCs w:val="false"/>
-          <w:i w:val="false"/>
-          <w:iCs w:val="false"/>
-          <w:sz w:val="22"/>
-          <w:szCs w:val="22"/>
-        </w:rPr>
-        <w:t xml:space="preserve">Esta Política pode ser atualizada periodicamente. A versão vigente estará sempre disponível em https://shirogoldboy.github.io/campfire-tradutor/politica-de-privacidade.</w:t>
+        <w:t xml:space="preserve">6. Retenção de dados</w:t>
+      </w:r>
+    </w:p>
+    <w:p>
+      <w:pPr>
+        <w:spacing w:after="200"/>
+      </w:pPr>
+      <w:r>
+        <w:rPr>
+          <w:rFonts w:ascii="Calibri" w:cs="Calibri" w:eastAsia="Calibri" w:hAnsi="Calibri"/>
+          <w:b w:val="false"/>
+          <w:bCs w:val="false"/>
+          <w:sz w:val="22"/>
+          <w:szCs w:val="22"/>
+        </w:rPr>
+        <w:t xml:space="preserve">Dados armazenados localmente (cache, progresso, configurações) permanecem no seu dispositivo até que você os apague manualmente ou desinstale o Aplicativo. Contribuições já publicadas no dicionário colaborativo público permanecem lá, por serem de natureza pública e sem vínculo identificável a você.</w:t>
       </w:r>
     </w:p>
     <w:p>
@@ -1155,20 +1051,80 @@
           <w:sz w:val="24"/>
           <w:szCs w:val="24"/>
         </w:rPr>
-        <w:t xml:space="preserve">7. Contato</w:t>
-      </w:r>
-    </w:p>
-    <w:p>
-      <w:pPr>
-        <w:spacing w:after="200"/>
-      </w:pPr>
-      <w:r>
-        <w:rPr>
-          <w:rFonts w:ascii="Calibri" w:cs="Calibri" w:eastAsia="Calibri" w:hAnsi="Calibri"/>
-          <w:b w:val="false"/>
-          <w:bCs w:val="false"/>
-          <w:i w:val="false"/>
-          <w:iCs w:val="false"/>
+        <w:t xml:space="preserve">7. Transferência de Titularidade</w:t>
+      </w:r>
+    </w:p>
+    <w:p>
+      <w:pPr>
+        <w:spacing w:after="200"/>
+      </w:pPr>
+      <w:r>
+        <w:rPr>
+          <w:rFonts w:ascii="Calibri" w:cs="Calibri" w:eastAsia="Calibri" w:hAnsi="Calibri"/>
+          <w:b w:val="false"/>
+          <w:bCs w:val="false"/>
+          <w:sz w:val="22"/>
+          <w:szCs w:val="22"/>
+        </w:rPr>
+        <w:t xml:space="preserve">Caso a titularidade do Campfire Tradutor seja transferida — por exemplo, em razão de constituição de pessoa jurídica, venda ou reorganização societária — esta Política será atualizada para refletir o novo responsável pelo tratamento de dados, e você será informado por meio de aviso no próprio Aplicativo ou nesta página antes que a mudança entre em vigor.</w:t>
+      </w:r>
+    </w:p>
+    <w:p>
+      <w:pPr>
+        <w:pStyle w:val="Heading1"/>
+        <w:spacing w:after="200" w:before="360"/>
+      </w:pPr>
+      <w:r>
+        <w:rPr>
+          <w:rFonts w:ascii="Calibri" w:cs="Calibri" w:eastAsia="Calibri" w:hAnsi="Calibri"/>
+          <w:b/>
+          <w:bCs/>
+          <w:sz w:val="24"/>
+          <w:szCs w:val="24"/>
+        </w:rPr>
+        <w:t xml:space="preserve">8. Alterações nesta Política</w:t>
+      </w:r>
+    </w:p>
+    <w:p>
+      <w:pPr>
+        <w:spacing w:after="200"/>
+      </w:pPr>
+      <w:r>
+        <w:rPr>
+          <w:rFonts w:ascii="Calibri" w:cs="Calibri" w:eastAsia="Calibri" w:hAnsi="Calibri"/>
+          <w:b w:val="false"/>
+          <w:bCs w:val="false"/>
+          <w:sz w:val="22"/>
+          <w:szCs w:val="22"/>
+        </w:rPr>
+        <w:t xml:space="preserve">Esta Política pode ser atualizada periodicamente. A versão vigente estará sempre disponível em https://shirogoldboy.github.io/campfire-tradutor/politica-de-privacidade.</w:t>
+      </w:r>
+    </w:p>
+    <w:p>
+      <w:pPr>
+        <w:pStyle w:val="Heading1"/>
+        <w:spacing w:after="200" w:before="360"/>
+      </w:pPr>
+      <w:r>
+        <w:rPr>
+          <w:rFonts w:ascii="Calibri" w:cs="Calibri" w:eastAsia="Calibri" w:hAnsi="Calibri"/>
+          <w:b/>
+          <w:bCs/>
+          <w:sz w:val="24"/>
+          <w:szCs w:val="24"/>
+        </w:rPr>
+        <w:t xml:space="preserve">9. Contato</w:t>
+      </w:r>
+    </w:p>
+    <w:p>
+      <w:pPr>
+        <w:spacing w:after="200"/>
+      </w:pPr>
+      <w:r>
+        <w:rPr>
+          <w:rFonts w:ascii="Calibri" w:cs="Calibri" w:eastAsia="Calibri" w:hAnsi="Calibri"/>
+          <w:b w:val="false"/>
+          <w:bCs w:val="false"/>
           <w:sz w:val="22"/>
           <w:szCs w:val="22"/>
         </w:rPr>

--- a/Políticas/Politica_de_Privacidade_Campfire_Tradutor.docx
+++ b/Políticas/Politica_de_Privacidade_Campfire_Tradutor.docx
@@ -64,7 +64,7 @@
           <w:sz w:val="22"/>
           <w:szCs w:val="22"/>
         </w:rPr>
-        <w:t xml:space="preserve">Esta Política de Privacidade descreve como o Campfire Tradutor ("o Aplicativo"), desenvolvido por Caio [SOBRENOME — CONFIRMAR], pessoa física ("nós"), trata dados ao ser usado nas versões desktop (Windows) e mobile (Android). Esta Política trata especificamente de dados; o uso do serviço em si é regido pelos Termos de Uso e a licença do software pelo EULA.</w:t>
+        <w:t xml:space="preserve">Esta Política de Privacidade descreve como o Campfire Tradutor ("o Aplicativo"), desenvolvido por Caio Fabiano da Silva Costa, pessoa física ("nós"), trata dados ao ser usado nas versões desktop (Windows) e mobile (Android). Esta Política trata especificamente de dados; o uso do serviço em si é regido pelos Termos de Uso e a licença do software pelo EULA.</w:t>
       </w:r>
     </w:p>
     <w:p>

--- a/Políticas/Politica_de_Privacidade_Campfire_Tradutor.docx
+++ b/Políticas/Politica_de_Privacidade_Campfire_Tradutor.docx
@@ -64,7 +64,7 @@
           <w:sz w:val="22"/>
           <w:szCs w:val="22"/>
         </w:rPr>
-        <w:t xml:space="preserve">Esta Política de Privacidade descreve como o Campfire Tradutor ("o Aplicativo"), desenvolvido por Caio Fabiano da Silva Costa, pessoa física ("nós"), trata dados ao ser usado nas versões desktop (Windows) e mobile (Android). Esta Política trata especificamente de dados; o uso do serviço em si é regido pelos Termos de Uso e a licença do software pelo EULA.</w:t>
+        <w:t xml:space="preserve">Esta Política de Privacidade descreve como o Campfire Tradutor ("o Aplicativo"), desenvolvido por Caio Fabiano da Silva Costa, pessoa física, atuando sob a marca "AlienRaccoon Entertainment" ("nós"), trata dados ao ser usado nas versões desktop (Windows) e mobile (Android). Esta Política trata especificamente de dados; o uso do serviço em si é regido pelos Termos de Uso e a licença do software pelo EULA.</w:t>
       </w:r>
     </w:p>
     <w:p>
